--- a/public/templates/delivery-receipt-template.docx
+++ b/public/templates/delivery-receipt-template.docx
@@ -117,11 +117,7 @@
           </w:tcPr>
           <w:p>
             <w:r>
-              <w:rPr>
-                <w:rFonts w:ascii="Times New Roman" w:eastAsia="Times New Roman" w:hAnsi="Times New Roman"/>
-                <w:sz w:val="24"/>
-              </w:rPr>
-              <w:t xml:space="preserve">Số: </w:t>
+              <w:t xml:space="preserve">Số: {{contract_no}}</w:t>
             </w:r>
           </w:p>
         </w:tc>
@@ -216,22 +212,7 @@
         </w:rPr>
       </w:pPr>
       <w:r>
-        <w:rPr>
-          <w:rFonts w:ascii="Times New Roman" w:eastAsia="Times New Roman" w:hAnsi="Times New Roman" w:cs="Times New Roman"/>
-          <w:i/>
-          <w:sz w:val="24"/>
-          <w:szCs w:val="26"/>
-        </w:rPr>
-        <w:t xml:space="preserve">Căn cứ Hợp </w:t>
-      </w:r>
-      <w:r>
-        <w:rPr>
-          <w:rFonts w:ascii="Times New Roman" w:eastAsia="Times New Roman" w:hAnsi="Times New Roman" w:cs="Times New Roman"/>
-          <w:i/>
-          <w:sz w:val="24"/>
-          <w:szCs w:val="26"/>
-        </w:rPr>
-        <w:t xml:space="preserve">đồng mua bán số: </w:t>
+        <w:t xml:space="preserve">Căn cứ Hợp đồng mua bán số: {{contract_no}}</w:t>
       </w:r>
     </w:p>
     <w:p>

--- a/public/templates/delivery-receipt-template.docx
+++ b/public/templates/delivery-receipt-template.docx
@@ -344,7 +344,7 @@
                 <w:szCs w:val="24"/>
                 <w:rtl w:val="0"/>
               </w:rPr>
-              <w:t xml:space="preserve">{{location}} ngày {{receipt_day}} tháng {{receipt_month}} năm {{receipt_year}}</w:t>
+              <w:t xml:space="preserve">{{location}}, ngày {{receipt_day}} tháng {{receipt_month}} năm {{receipt_year}}</w:t>
             </w:r>
             <w:r>
               <w:rPr>

--- a/public/templates/delivery-receipt-template.docx
+++ b/public/templates/delivery-receipt-template.docx
@@ -301,33 +301,7 @@
                 <w:szCs w:val="24"/>
                 <w:rtl w:val="0"/>
               </w:rPr>
-              <w:t xml:space="preserve">Số</w:t>
-            </w:r>
-            <w:r>
-              <w:rPr>
-                <w:rtl w:val="0"/>
-              </w:rPr>
-              <w:t xml:space="preserve">: {{</w:t>
-            </w:r>
-            <w:r>
-              <w:rPr>
-                <w:rFonts w:ascii="Times New Roman" w:cs="Times New Roman" w:eastAsia="Times New Roman" w:hAnsi="Times New Roman"/>
-                <w:sz w:val="24"/>
-                <w:szCs w:val="24"/>
-                <w:rtl w:val="0"/>
-              </w:rPr>
-              <w:t xml:space="preserve">receipt_no</w:t>
-            </w:r>
-            <w:r>
-              <w:rPr>
-                <w:rtl w:val="0"/>
-              </w:rPr>
-              <w:t xml:space="preserve">}}</w:t>
-            </w:r>
-            <w:r>
-              <w:rPr>
-                <w:rtl w:val="0"/>
-              </w:rPr>
+              <w:t xml:space="preserve">Số: {{receipt_no}}</w:t>
             </w:r>
           </w:p>
         </w:tc>
